--- a/Teacher Resources (Start Here)/16_STARLAB_Safety_Scope_Guide_by_Project_Type.docx
+++ b/Teacher Resources (Start Here)/16_STARLAB_Safety_Scope_Guide_by_Project_Type.docx
@@ -88,10 +88,13 @@
                 <w:color w:val="E31B23"/>
                 <w:sz w:val="18"/>
               </w:rPr>
-              <w:t>Portal Resource 17</w:t>
+              <w:t>Portal Resource 16</w:t>
             </w:r>
           </w:p>
         </w:tc>
+        <w:trPr>
+          <w:tblHeader/>
+        </w:trPr>
       </w:tr>
     </w:tbl>
     <w:p>
@@ -122,7 +125,16 @@
     </w:p>
     <w:p>
       <w:r>
-        <w:t>The guide does not replace school, district, state, institutional, mentor-site, science fair, or laboratory safety requirements. When local rules are stricter than this guide, local rules take priority. When a project involves uncertain risk, pause the project and seek additional review before student work continues.</w:t>
+        <w:t>This guide supplements local safety requirements. Stricter school, district, institutional, mentor-site, science-fair, or laboratory rules take priority; pause uncertain work for review.</w:t>
+      </w:r>
+    </w:p>
+    <w:p>
+      <w:pPr/>
+      <w:r>
+        <w:rPr>
+          <w:b/>
+        </w:rPr>
+        <w:t>Authority: Use this guide to assess scope, controls, and review needs. Record the official decision and exact status in the Project Approval Tracker.</w:t>
       </w:r>
     </w:p>
     <w:tbl>
@@ -175,6 +187,9 @@
             </w:r>
           </w:p>
         </w:tc>
+        <w:trPr>
+          <w:tblHeader/>
+        </w:trPr>
       </w:tr>
     </w:tbl>
     <w:p>
@@ -222,7 +237,7 @@
         <w:pStyle w:val="ListBullet"/>
       </w:pPr>
       <w:r>
-        <w:t>Step 4: Assign an approval status: approved for planning only, approved for pilot testing, approved with conditions, needs additional review, or not approved in current form.</w:t>
+        <w:t>Step 4: Use the scope level to identify controls and review needs, then select the exact Project Approval Tracker status that applies.</w:t>
       </w:r>
     </w:p>
     <w:p>
@@ -230,7 +245,7 @@
         <w:pStyle w:val="ListBullet"/>
       </w:pPr>
       <w:r>
-        <w:t>Step 5: Document the decision in the project approval tracker and require re-approval if the project changes materially.</w:t>
+        <w:t>Step 5: Record the decision in the tracker, complete required district forms, and require re-approval after material project changes.</w:t>
       </w:r>
     </w:p>
     <w:p>
@@ -333,6 +348,9 @@
             </w:r>
           </w:p>
         </w:tc>
+        <w:trPr>
+          <w:tblHeader/>
+        </w:trPr>
       </w:tr>
       <w:tr>
         <w:tc>
@@ -821,6 +839,9 @@
             </w:r>
           </w:p>
         </w:tc>
+        <w:trPr>
+          <w:tblHeader/>
+        </w:trPr>
       </w:tr>
       <w:tr>
         <w:tc>
@@ -1216,14 +1237,18 @@
           </w:tcPr>
           <w:p>
             <w:pPr>
-              <w:spacing w:after="0"/>
+              <w:spacing w:after="0" w:before="0" w:line="240" w:lineRule="auto"/>
             </w:pPr>
-            <w:r/>
+            <w:r>
+              <w:rPr>
+                <w:sz w:val="16"/>
+              </w:rPr>
+            </w:r>
             <w:r>
               <w:rPr>
                 <w:b/>
                 <w:color w:val="FFFFFF"/>
-                <w:sz w:val="17"/>
+                <w:sz w:val="16"/>
               </w:rPr>
               <w:t>Teacher Should Require</w:t>
             </w:r>
@@ -1237,14 +1262,18 @@
           </w:tcPr>
           <w:p>
             <w:pPr>
-              <w:spacing w:after="0"/>
+              <w:spacing w:after="0" w:before="0" w:line="240" w:lineRule="auto"/>
             </w:pPr>
-            <w:r/>
+            <w:r>
+              <w:rPr>
+                <w:sz w:val="16"/>
+              </w:rPr>
+            </w:r>
             <w:r>
               <w:rPr>
                 <w:b/>
                 <w:color w:val="FFFFFF"/>
-                <w:sz w:val="17"/>
+                <w:sz w:val="16"/>
               </w:rPr>
               <w:t>Pause / Red Flag If</w:t>
             </w:r>
@@ -1258,19 +1287,26 @@
           </w:tcPr>
           <w:p>
             <w:pPr>
-              <w:spacing w:after="0"/>
+              <w:spacing w:after="0" w:before="0" w:line="240" w:lineRule="auto"/>
             </w:pPr>
-            <w:r/>
+            <w:r>
+              <w:rPr>
+                <w:sz w:val="16"/>
+              </w:rPr>
+            </w:r>
             <w:r>
               <w:rPr>
                 <w:b/>
                 <w:color w:val="FFFFFF"/>
-                <w:sz w:val="17"/>
+                <w:sz w:val="16"/>
               </w:rPr>
               <w:t>Typical Scope Level</w:t>
             </w:r>
           </w:p>
         </w:tc>
+        <w:trPr>
+          <w:tblHeader/>
+        </w:trPr>
       </w:tr>
       <w:tr>
         <w:tc>
@@ -1281,18 +1317,19 @@
           </w:tcPr>
           <w:p>
             <w:pPr>
-              <w:spacing w:after="0"/>
+              <w:spacing w:after="0" w:before="0" w:line="240" w:lineRule="auto"/>
             </w:pPr>
             <w:r>
               <w:rPr>
                 <w:b/>
+                <w:sz w:val="15"/>
               </w:rPr>
             </w:r>
             <w:r>
               <w:rPr>
                 <w:b/>
                 <w:color w:val="000000"/>
-                <w:sz w:val="16"/>
+                <w:sz w:val="15"/>
               </w:rPr>
               <w:t>• Keep quantities small.</w:t>
               <w:br/>
@@ -1311,14 +1348,18 @@
           </w:tcPr>
           <w:p>
             <w:pPr>
-              <w:spacing w:after="0"/>
+              <w:spacing w:after="0" w:before="0" w:line="240" w:lineRule="auto"/>
             </w:pPr>
-            <w:r/>
+            <w:r>
+              <w:rPr>
+                <w:sz w:val="15"/>
+              </w:rPr>
+            </w:r>
             <w:r>
               <w:rPr>
                 <w:b w:val="0"/>
                 <w:color w:val="000000"/>
-                <w:sz w:val="16"/>
+                <w:sz w:val="15"/>
               </w:rPr>
               <w:t>• Unknown chemicals or mixtures</w:t>
               <w:br/>
@@ -1337,14 +1378,18 @@
           </w:tcPr>
           <w:p>
             <w:pPr>
-              <w:spacing w:after="0"/>
+              <w:spacing w:after="0" w:before="0" w:line="240" w:lineRule="auto"/>
             </w:pPr>
-            <w:r/>
+            <w:r>
+              <w:rPr>
+                <w:sz w:val="15"/>
+              </w:rPr>
+            </w:r>
             <w:r>
               <w:rPr>
                 <w:b w:val="0"/>
                 <w:color w:val="000000"/>
-                <w:sz w:val="16"/>
+                <w:sz w:val="15"/>
               </w:rPr>
               <w:t>Usually Level 1. Move to Level 2 or 3 if tools, heat, chemicals, biological materials, or human participants are involved.</w:t>
             </w:r>
@@ -1395,14 +1440,18 @@
           </w:tcPr>
           <w:p>
             <w:pPr>
-              <w:spacing w:after="0"/>
+              <w:spacing w:after="0" w:before="0" w:line="240" w:lineRule="auto"/>
             </w:pPr>
-            <w:r/>
+            <w:r>
+              <w:rPr>
+                <w:sz w:val="16"/>
+              </w:rPr>
+            </w:r>
             <w:r>
               <w:rPr>
                 <w:b/>
                 <w:color w:val="FFFFFF"/>
-                <w:sz w:val="17"/>
+                <w:sz w:val="16"/>
               </w:rPr>
               <w:t>Teacher Should Require</w:t>
             </w:r>
@@ -1416,14 +1465,18 @@
           </w:tcPr>
           <w:p>
             <w:pPr>
-              <w:spacing w:after="0"/>
+              <w:spacing w:after="0" w:before="0" w:line="240" w:lineRule="auto"/>
             </w:pPr>
-            <w:r/>
+            <w:r>
+              <w:rPr>
+                <w:sz w:val="16"/>
+              </w:rPr>
+            </w:r>
             <w:r>
               <w:rPr>
                 <w:b/>
                 <w:color w:val="FFFFFF"/>
-                <w:sz w:val="17"/>
+                <w:sz w:val="16"/>
               </w:rPr>
               <w:t>Pause / Red Flag If</w:t>
             </w:r>
@@ -1437,19 +1490,26 @@
           </w:tcPr>
           <w:p>
             <w:pPr>
-              <w:spacing w:after="0"/>
+              <w:spacing w:after="0" w:before="0" w:line="240" w:lineRule="auto"/>
             </w:pPr>
-            <w:r/>
+            <w:r>
+              <w:rPr>
+                <w:sz w:val="16"/>
+              </w:rPr>
+            </w:r>
             <w:r>
               <w:rPr>
                 <w:b/>
                 <w:color w:val="FFFFFF"/>
-                <w:sz w:val="17"/>
+                <w:sz w:val="16"/>
               </w:rPr>
               <w:t>Typical Scope Level</w:t>
             </w:r>
           </w:p>
         </w:tc>
+        <w:trPr>
+          <w:tblHeader/>
+        </w:trPr>
       </w:tr>
       <w:tr>
         <w:tc>
@@ -1460,18 +1520,19 @@
           </w:tcPr>
           <w:p>
             <w:pPr>
-              <w:spacing w:after="0"/>
+              <w:spacing w:after="0" w:before="0" w:line="240" w:lineRule="auto"/>
             </w:pPr>
             <w:r>
               <w:rPr>
                 <w:b/>
+                <w:sz w:val="15"/>
               </w:rPr>
             </w:r>
             <w:r>
               <w:rPr>
                 <w:b/>
                 <w:color w:val="000000"/>
-                <w:sz w:val="16"/>
+                <w:sz w:val="15"/>
               </w:rPr>
               <w:t>• Use safe, labeled, non-toxic materials.</w:t>
               <w:br/>
@@ -1490,14 +1551,18 @@
           </w:tcPr>
           <w:p>
             <w:pPr>
-              <w:spacing w:after="0"/>
+              <w:spacing w:after="0" w:before="0" w:line="240" w:lineRule="auto"/>
             </w:pPr>
-            <w:r/>
+            <w:r>
+              <w:rPr>
+                <w:sz w:val="15"/>
+              </w:rPr>
+            </w:r>
             <w:r>
               <w:rPr>
                 <w:b w:val="0"/>
                 <w:color w:val="000000"/>
-                <w:sz w:val="16"/>
+                <w:sz w:val="15"/>
               </w:rPr>
               <w:t>• Using hazardous fertilizers or pesticides</w:t>
               <w:br/>
@@ -1516,14 +1581,18 @@
           </w:tcPr>
           <w:p>
             <w:pPr>
-              <w:spacing w:after="0"/>
+              <w:spacing w:after="0" w:before="0" w:line="240" w:lineRule="auto"/>
             </w:pPr>
-            <w:r/>
+            <w:r>
+              <w:rPr>
+                <w:sz w:val="15"/>
+              </w:rPr>
+            </w:r>
             <w:r>
               <w:rPr>
                 <w:b w:val="0"/>
                 <w:color w:val="000000"/>
-                <w:sz w:val="16"/>
+                <w:sz w:val="15"/>
               </w:rPr>
               <w:t>Usually Level 1. Move to Level 2 if electrical grow lights, pumps, heaters, or field sampling are used. Move to Level 3 for chemicals, environmental sampling, or biological concerns.</w:t>
             </w:r>
@@ -1574,14 +1643,18 @@
           </w:tcPr>
           <w:p>
             <w:pPr>
-              <w:spacing w:after="0"/>
+              <w:spacing w:after="0" w:before="0" w:line="240" w:lineRule="auto"/>
             </w:pPr>
-            <w:r/>
+            <w:r>
+              <w:rPr>
+                <w:sz w:val="16"/>
+              </w:rPr>
+            </w:r>
             <w:r>
               <w:rPr>
                 <w:b/>
                 <w:color w:val="FFFFFF"/>
-                <w:sz w:val="17"/>
+                <w:sz w:val="16"/>
               </w:rPr>
               <w:t>Teacher Should Require</w:t>
             </w:r>
@@ -1595,14 +1668,18 @@
           </w:tcPr>
           <w:p>
             <w:pPr>
-              <w:spacing w:after="0"/>
+              <w:spacing w:after="0" w:before="0" w:line="240" w:lineRule="auto"/>
             </w:pPr>
-            <w:r/>
+            <w:r>
+              <w:rPr>
+                <w:sz w:val="16"/>
+              </w:rPr>
+            </w:r>
             <w:r>
               <w:rPr>
                 <w:b/>
                 <w:color w:val="FFFFFF"/>
-                <w:sz w:val="17"/>
+                <w:sz w:val="16"/>
               </w:rPr>
               <w:t>Pause / Red Flag If</w:t>
             </w:r>
@@ -1616,19 +1693,26 @@
           </w:tcPr>
           <w:p>
             <w:pPr>
-              <w:spacing w:after="0"/>
+              <w:spacing w:after="0" w:before="0" w:line="240" w:lineRule="auto"/>
             </w:pPr>
-            <w:r/>
+            <w:r>
+              <w:rPr>
+                <w:sz w:val="16"/>
+              </w:rPr>
+            </w:r>
             <w:r>
               <w:rPr>
                 <w:b/>
                 <w:color w:val="FFFFFF"/>
-                <w:sz w:val="17"/>
+                <w:sz w:val="16"/>
               </w:rPr>
               <w:t>Typical Scope Level</w:t>
             </w:r>
           </w:p>
         </w:tc>
+        <w:trPr>
+          <w:tblHeader/>
+        </w:trPr>
       </w:tr>
       <w:tr>
         <w:tc>
@@ -1639,18 +1723,19 @@
           </w:tcPr>
           <w:p>
             <w:pPr>
-              <w:spacing w:after="0"/>
+              <w:spacing w:after="0" w:before="0" w:line="240" w:lineRule="auto"/>
             </w:pPr>
             <w:r>
               <w:rPr>
                 <w:b/>
+                <w:sz w:val="15"/>
               </w:rPr>
             </w:r>
             <w:r>
               <w:rPr>
                 <w:b/>
                 <w:color w:val="000000"/>
-                <w:sz w:val="16"/>
+                <w:sz w:val="15"/>
               </w:rPr>
               <w:t>• Define criteria, constraints, and failure conditions before testing.</w:t>
               <w:br/>
@@ -1671,14 +1756,18 @@
           </w:tcPr>
           <w:p>
             <w:pPr>
-              <w:spacing w:after="0"/>
+              <w:spacing w:after="0" w:before="0" w:line="240" w:lineRule="auto"/>
             </w:pPr>
-            <w:r/>
+            <w:r>
+              <w:rPr>
+                <w:sz w:val="15"/>
+              </w:rPr>
+            </w:r>
             <w:r>
               <w:rPr>
                 <w:b w:val="0"/>
                 <w:color w:val="000000"/>
-                <w:sz w:val="16"/>
+                <w:sz w:val="15"/>
               </w:rPr>
               <w:t>• Power tools without training</w:t>
               <w:br/>
@@ -1699,14 +1788,18 @@
           </w:tcPr>
           <w:p>
             <w:pPr>
-              <w:spacing w:after="0"/>
+              <w:spacing w:after="0" w:before="0" w:line="240" w:lineRule="auto"/>
             </w:pPr>
-            <w:r/>
+            <w:r>
+              <w:rPr>
+                <w:sz w:val="15"/>
+              </w:rPr>
+            </w:r>
             <w:r>
               <w:rPr>
                 <w:b w:val="0"/>
                 <w:color w:val="000000"/>
-                <w:sz w:val="16"/>
+                <w:sz w:val="15"/>
               </w:rPr>
               <w:t>Often Level 1 to 2. Move to Level 3 if power tools, high loads, moving machinery, electricity, heat, drones, or mentor-site equipment are involved.</w:t>
             </w:r>
@@ -1757,14 +1850,18 @@
           </w:tcPr>
           <w:p>
             <w:pPr>
-              <w:spacing w:after="0"/>
+              <w:spacing w:after="0" w:before="0" w:line="240" w:lineRule="auto"/>
             </w:pPr>
-            <w:r/>
+            <w:r>
+              <w:rPr>
+                <w:sz w:val="16"/>
+              </w:rPr>
+            </w:r>
             <w:r>
               <w:rPr>
                 <w:b/>
                 <w:color w:val="FFFFFF"/>
-                <w:sz w:val="17"/>
+                <w:sz w:val="16"/>
               </w:rPr>
               <w:t>Teacher Should Require</w:t>
             </w:r>
@@ -1778,14 +1875,18 @@
           </w:tcPr>
           <w:p>
             <w:pPr>
-              <w:spacing w:after="0"/>
+              <w:spacing w:after="0" w:before="0" w:line="240" w:lineRule="auto"/>
             </w:pPr>
-            <w:r/>
+            <w:r>
+              <w:rPr>
+                <w:sz w:val="16"/>
+              </w:rPr>
+            </w:r>
             <w:r>
               <w:rPr>
                 <w:b/>
                 <w:color w:val="FFFFFF"/>
-                <w:sz w:val="17"/>
+                <w:sz w:val="16"/>
               </w:rPr>
               <w:t>Pause / Red Flag If</w:t>
             </w:r>
@@ -1799,19 +1900,26 @@
           </w:tcPr>
           <w:p>
             <w:pPr>
-              <w:spacing w:after="0"/>
+              <w:spacing w:after="0" w:before="0" w:line="240" w:lineRule="auto"/>
             </w:pPr>
-            <w:r/>
+            <w:r>
+              <w:rPr>
+                <w:sz w:val="16"/>
+              </w:rPr>
+            </w:r>
             <w:r>
               <w:rPr>
                 <w:b/>
                 <w:color w:val="FFFFFF"/>
-                <w:sz w:val="17"/>
+                <w:sz w:val="16"/>
               </w:rPr>
               <w:t>Typical Scope Level</w:t>
             </w:r>
           </w:p>
         </w:tc>
+        <w:trPr>
+          <w:tblHeader/>
+        </w:trPr>
       </w:tr>
       <w:tr>
         <w:tc>
@@ -1822,18 +1930,19 @@
           </w:tcPr>
           <w:p>
             <w:pPr>
-              <w:spacing w:after="0"/>
+              <w:spacing w:after="0" w:before="0" w:line="240" w:lineRule="auto"/>
             </w:pPr>
             <w:r>
               <w:rPr>
                 <w:b/>
+                <w:sz w:val="15"/>
               </w:rPr>
             </w:r>
             <w:r>
               <w:rPr>
                 <w:b/>
                 <w:color w:val="000000"/>
-                <w:sz w:val="16"/>
+                <w:sz w:val="15"/>
               </w:rPr>
               <w:t>• Require a controlled test area.</w:t>
               <w:br/>
@@ -1856,14 +1965,18 @@
           </w:tcPr>
           <w:p>
             <w:pPr>
-              <w:spacing w:after="0"/>
+              <w:spacing w:after="0" w:before="0" w:line="240" w:lineRule="auto"/>
             </w:pPr>
-            <w:r/>
+            <w:r>
+              <w:rPr>
+                <w:sz w:val="15"/>
+              </w:rPr>
+            </w:r>
             <w:r>
               <w:rPr>
                 <w:b w:val="0"/>
                 <w:color w:val="000000"/>
-                <w:sz w:val="16"/>
+                <w:sz w:val="15"/>
               </w:rPr>
               <w:t>• Flying drones near people</w:t>
               <w:br/>
@@ -1884,14 +1997,18 @@
           </w:tcPr>
           <w:p>
             <w:pPr>
-              <w:spacing w:after="0"/>
+              <w:spacing w:after="0" w:before="0" w:line="240" w:lineRule="auto"/>
             </w:pPr>
-            <w:r/>
+            <w:r>
+              <w:rPr>
+                <w:sz w:val="15"/>
+              </w:rPr>
+            </w:r>
             <w:r>
               <w:rPr>
                 <w:b w:val="0"/>
                 <w:color w:val="000000"/>
-                <w:sz w:val="16"/>
+                <w:sz w:val="15"/>
               </w:rPr>
               <w:t>Usually Level 2. Move to Level 3 when drones, lithium batteries, high-speed motion, autonomous movement around people, or off-site testing are involved.</w:t>
             </w:r>
@@ -1942,14 +2059,18 @@
           </w:tcPr>
           <w:p>
             <w:pPr>
-              <w:spacing w:after="0"/>
+              <w:spacing w:after="0" w:before="0" w:line="240" w:lineRule="auto"/>
             </w:pPr>
-            <w:r/>
+            <w:r>
+              <w:rPr>
+                <w:sz w:val="16"/>
+              </w:rPr>
+            </w:r>
             <w:r>
               <w:rPr>
                 <w:b/>
                 <w:color w:val="FFFFFF"/>
-                <w:sz w:val="17"/>
+                <w:sz w:val="16"/>
               </w:rPr>
               <w:t>Teacher Should Require</w:t>
             </w:r>
@@ -1963,14 +2084,18 @@
           </w:tcPr>
           <w:p>
             <w:pPr>
-              <w:spacing w:after="0"/>
+              <w:spacing w:after="0" w:before="0" w:line="240" w:lineRule="auto"/>
             </w:pPr>
-            <w:r/>
+            <w:r>
+              <w:rPr>
+                <w:sz w:val="16"/>
+              </w:rPr>
+            </w:r>
             <w:r>
               <w:rPr>
                 <w:b/>
                 <w:color w:val="FFFFFF"/>
-                <w:sz w:val="17"/>
+                <w:sz w:val="16"/>
               </w:rPr>
               <w:t>Pause / Red Flag If</w:t>
             </w:r>
@@ -1984,19 +2109,26 @@
           </w:tcPr>
           <w:p>
             <w:pPr>
-              <w:spacing w:after="0"/>
+              <w:spacing w:after="0" w:before="0" w:line="240" w:lineRule="auto"/>
             </w:pPr>
-            <w:r/>
+            <w:r>
+              <w:rPr>
+                <w:sz w:val="16"/>
+              </w:rPr>
+            </w:r>
             <w:r>
               <w:rPr>
                 <w:b/>
                 <w:color w:val="FFFFFF"/>
-                <w:sz w:val="17"/>
+                <w:sz w:val="16"/>
               </w:rPr>
               <w:t>Typical Scope Level</w:t>
             </w:r>
           </w:p>
         </w:tc>
+        <w:trPr>
+          <w:tblHeader/>
+        </w:trPr>
       </w:tr>
       <w:tr>
         <w:tc>
@@ -2007,18 +2139,19 @@
           </w:tcPr>
           <w:p>
             <w:pPr>
-              <w:spacing w:after="0"/>
+              <w:spacing w:after="0" w:before="0" w:line="240" w:lineRule="auto"/>
             </w:pPr>
             <w:r>
               <w:rPr>
                 <w:b/>
+                <w:sz w:val="15"/>
               </w:rPr>
             </w:r>
             <w:r>
               <w:rPr>
                 <w:b/>
                 <w:color w:val="000000"/>
-                <w:sz w:val="16"/>
+                <w:sz w:val="15"/>
               </w:rPr>
               <w:t>• Use low-voltage DC systems whenever possible.</w:t>
               <w:br/>
@@ -2039,14 +2172,18 @@
           </w:tcPr>
           <w:p>
             <w:pPr>
-              <w:spacing w:after="0"/>
+              <w:spacing w:after="0" w:before="0" w:line="240" w:lineRule="auto"/>
             </w:pPr>
-            <w:r/>
+            <w:r>
+              <w:rPr>
+                <w:sz w:val="15"/>
+              </w:rPr>
+            </w:r>
             <w:r>
               <w:rPr>
                 <w:b w:val="0"/>
                 <w:color w:val="000000"/>
-                <w:sz w:val="16"/>
+                <w:sz w:val="15"/>
               </w:rPr>
               <w:t>• Mains voltage or wall power modification</w:t>
               <w:br/>
@@ -2069,14 +2206,18 @@
           </w:tcPr>
           <w:p>
             <w:pPr>
-              <w:spacing w:after="0"/>
+              <w:spacing w:after="0" w:before="0" w:line="240" w:lineRule="auto"/>
             </w:pPr>
-            <w:r/>
+            <w:r>
+              <w:rPr>
+                <w:sz w:val="15"/>
+              </w:rPr>
+            </w:r>
             <w:r>
               <w:rPr>
                 <w:b w:val="0"/>
                 <w:color w:val="000000"/>
-                <w:sz w:val="16"/>
+                <w:sz w:val="15"/>
               </w:rPr>
               <w:t>Low-voltage breadboard work is often Level 1 to 2. Anything involving wall power, high current, heat, or battery charging moves to Level 3 or not approved in current form.</w:t>
             </w:r>
@@ -2127,14 +2268,18 @@
           </w:tcPr>
           <w:p>
             <w:pPr>
-              <w:spacing w:after="0"/>
+              <w:spacing w:after="0" w:before="0" w:line="240" w:lineRule="auto"/>
             </w:pPr>
-            <w:r/>
+            <w:r>
+              <w:rPr>
+                <w:sz w:val="16"/>
+              </w:rPr>
+            </w:r>
             <w:r>
               <w:rPr>
                 <w:b/>
                 <w:color w:val="FFFFFF"/>
-                <w:sz w:val="17"/>
+                <w:sz w:val="16"/>
               </w:rPr>
               <w:t>Teacher Should Require</w:t>
             </w:r>
@@ -2148,14 +2293,18 @@
           </w:tcPr>
           <w:p>
             <w:pPr>
-              <w:spacing w:after="0"/>
+              <w:spacing w:after="0" w:before="0" w:line="240" w:lineRule="auto"/>
             </w:pPr>
-            <w:r/>
+            <w:r>
+              <w:rPr>
+                <w:sz w:val="16"/>
+              </w:rPr>
+            </w:r>
             <w:r>
               <w:rPr>
                 <w:b/>
                 <w:color w:val="FFFFFF"/>
-                <w:sz w:val="17"/>
+                <w:sz w:val="16"/>
               </w:rPr>
               <w:t>Pause / Red Flag If</w:t>
             </w:r>
@@ -2169,19 +2318,26 @@
           </w:tcPr>
           <w:p>
             <w:pPr>
-              <w:spacing w:after="0"/>
+              <w:spacing w:after="0" w:before="0" w:line="240" w:lineRule="auto"/>
             </w:pPr>
-            <w:r/>
+            <w:r>
+              <w:rPr>
+                <w:sz w:val="16"/>
+              </w:rPr>
+            </w:r>
             <w:r>
               <w:rPr>
                 <w:b/>
                 <w:color w:val="FFFFFF"/>
-                <w:sz w:val="17"/>
+                <w:sz w:val="16"/>
               </w:rPr>
               <w:t>Typical Scope Level</w:t>
             </w:r>
           </w:p>
         </w:tc>
+        <w:trPr>
+          <w:tblHeader/>
+        </w:trPr>
       </w:tr>
       <w:tr>
         <w:tc>
@@ -2192,18 +2348,19 @@
           </w:tcPr>
           <w:p>
             <w:pPr>
-              <w:spacing w:after="0"/>
+              <w:spacing w:after="0" w:before="0" w:line="240" w:lineRule="auto"/>
             </w:pPr>
             <w:r>
               <w:rPr>
                 <w:b/>
+                <w:sz w:val="15"/>
               </w:rPr>
             </w:r>
             <w:r>
               <w:rPr>
                 <w:b/>
                 <w:color w:val="000000"/>
-                <w:sz w:val="16"/>
+                <w:sz w:val="15"/>
               </w:rPr>
               <w:t>• Use only approved chemicals with known hazards.</w:t>
               <w:br/>
@@ -2226,14 +2383,18 @@
           </w:tcPr>
           <w:p>
             <w:pPr>
-              <w:spacing w:after="0"/>
+              <w:spacing w:after="0" w:before="0" w:line="240" w:lineRule="auto"/>
             </w:pPr>
-            <w:r/>
+            <w:r>
+              <w:rPr>
+                <w:sz w:val="15"/>
+              </w:rPr>
+            </w:r>
             <w:r>
               <w:rPr>
                 <w:b w:val="0"/>
                 <w:color w:val="000000"/>
-                <w:sz w:val="16"/>
+                <w:sz w:val="15"/>
               </w:rPr>
               <w:t>• Unknown chemical mixing</w:t>
               <w:br/>
@@ -2256,14 +2417,18 @@
           </w:tcPr>
           <w:p>
             <w:pPr>
-              <w:spacing w:after="0"/>
+              <w:spacing w:after="0" w:before="0" w:line="240" w:lineRule="auto"/>
             </w:pPr>
-            <w:r/>
+            <w:r>
+              <w:rPr>
+                <w:sz w:val="15"/>
+              </w:rPr>
+            </w:r>
             <w:r>
               <w:rPr>
                 <w:b w:val="0"/>
                 <w:color w:val="000000"/>
-                <w:sz w:val="16"/>
+                <w:sz w:val="15"/>
               </w:rPr>
               <w:t>Usually Level 2 or 3. Many chemistry projects require additional review and should be limited to approved materials, quantities, spaces, and disposal procedures.</w:t>
             </w:r>
@@ -2314,14 +2479,18 @@
           </w:tcPr>
           <w:p>
             <w:pPr>
-              <w:spacing w:after="0"/>
+              <w:spacing w:after="0" w:before="0" w:line="240" w:lineRule="auto"/>
             </w:pPr>
-            <w:r/>
+            <w:r>
+              <w:rPr>
+                <w:sz w:val="16"/>
+              </w:rPr>
+            </w:r>
             <w:r>
               <w:rPr>
                 <w:b/>
                 <w:color w:val="FFFFFF"/>
-                <w:sz w:val="17"/>
+                <w:sz w:val="16"/>
               </w:rPr>
               <w:t>Teacher Should Require</w:t>
             </w:r>
@@ -2335,14 +2504,18 @@
           </w:tcPr>
           <w:p>
             <w:pPr>
-              <w:spacing w:after="0"/>
+              <w:spacing w:after="0" w:before="0" w:line="240" w:lineRule="auto"/>
             </w:pPr>
-            <w:r/>
+            <w:r>
+              <w:rPr>
+                <w:sz w:val="16"/>
+              </w:rPr>
+            </w:r>
             <w:r>
               <w:rPr>
                 <w:b/>
                 <w:color w:val="FFFFFF"/>
-                <w:sz w:val="17"/>
+                <w:sz w:val="16"/>
               </w:rPr>
               <w:t>Pause / Red Flag If</w:t>
             </w:r>
@@ -2356,19 +2529,26 @@
           </w:tcPr>
           <w:p>
             <w:pPr>
-              <w:spacing w:after="0"/>
+              <w:spacing w:after="0" w:before="0" w:line="240" w:lineRule="auto"/>
             </w:pPr>
-            <w:r/>
+            <w:r>
+              <w:rPr>
+                <w:sz w:val="16"/>
+              </w:rPr>
+            </w:r>
             <w:r>
               <w:rPr>
                 <w:b/>
                 <w:color w:val="FFFFFF"/>
-                <w:sz w:val="17"/>
+                <w:sz w:val="16"/>
               </w:rPr>
               <w:t>Typical Scope Level</w:t>
             </w:r>
           </w:p>
         </w:tc>
+        <w:trPr>
+          <w:tblHeader/>
+        </w:trPr>
       </w:tr>
       <w:tr>
         <w:tc>
@@ -2379,18 +2559,19 @@
           </w:tcPr>
           <w:p>
             <w:pPr>
-              <w:spacing w:after="0"/>
+              <w:spacing w:after="0" w:before="0" w:line="240" w:lineRule="auto"/>
             </w:pPr>
             <w:r>
               <w:rPr>
                 <w:b/>
+                <w:sz w:val="15"/>
               </w:rPr>
             </w:r>
             <w:r>
               <w:rPr>
                 <w:b/>
                 <w:color w:val="000000"/>
-                <w:sz w:val="16"/>
+                <w:sz w:val="15"/>
               </w:rPr>
               <w:t>• Avoid unknown organisms and unknown cultures.</w:t>
               <w:br/>
@@ -2411,14 +2592,18 @@
           </w:tcPr>
           <w:p>
             <w:pPr>
-              <w:spacing w:after="0"/>
+              <w:spacing w:after="0" w:before="0" w:line="240" w:lineRule="auto"/>
             </w:pPr>
-            <w:r/>
+            <w:r>
+              <w:rPr>
+                <w:sz w:val="15"/>
+              </w:rPr>
+            </w:r>
             <w:r>
               <w:rPr>
                 <w:b w:val="0"/>
                 <w:color w:val="000000"/>
-                <w:sz w:val="16"/>
+                <w:sz w:val="15"/>
               </w:rPr>
               <w:t>• Bacterial culturing from surfaces</w:t>
               <w:br/>
@@ -2441,14 +2626,18 @@
           </w:tcPr>
           <w:p>
             <w:pPr>
-              <w:spacing w:after="0"/>
+              <w:spacing w:after="0" w:before="0" w:line="240" w:lineRule="auto"/>
             </w:pPr>
-            <w:r/>
+            <w:r>
+              <w:rPr>
+                <w:sz w:val="15"/>
+              </w:rPr>
+            </w:r>
             <w:r>
               <w:rPr>
                 <w:b w:val="0"/>
                 <w:color w:val="000000"/>
-                <w:sz w:val="16"/>
+                <w:sz w:val="15"/>
               </w:rPr>
               <w:t>Often Level 3. Many student ideas should be redirected to image analysis, public datasets, safe simulations, teacher-provided samples, or non-culturing methods.</w:t>
             </w:r>
@@ -2499,14 +2688,18 @@
           </w:tcPr>
           <w:p>
             <w:pPr>
-              <w:spacing w:after="0"/>
+              <w:spacing w:after="0" w:before="0" w:line="240" w:lineRule="auto"/>
             </w:pPr>
-            <w:r/>
+            <w:r>
+              <w:rPr>
+                <w:sz w:val="16"/>
+              </w:rPr>
+            </w:r>
             <w:r>
               <w:rPr>
                 <w:b/>
                 <w:color w:val="FFFFFF"/>
-                <w:sz w:val="17"/>
+                <w:sz w:val="16"/>
               </w:rPr>
               <w:t>Teacher Should Require</w:t>
             </w:r>
@@ -2520,14 +2713,18 @@
           </w:tcPr>
           <w:p>
             <w:pPr>
-              <w:spacing w:after="0"/>
+              <w:spacing w:after="0" w:before="0" w:line="240" w:lineRule="auto"/>
             </w:pPr>
-            <w:r/>
+            <w:r>
+              <w:rPr>
+                <w:sz w:val="16"/>
+              </w:rPr>
+            </w:r>
             <w:r>
               <w:rPr>
                 <w:b/>
                 <w:color w:val="FFFFFF"/>
-                <w:sz w:val="17"/>
+                <w:sz w:val="16"/>
               </w:rPr>
               <w:t>Pause / Red Flag If</w:t>
             </w:r>
@@ -2541,19 +2738,26 @@
           </w:tcPr>
           <w:p>
             <w:pPr>
-              <w:spacing w:after="0"/>
+              <w:spacing w:after="0" w:before="0" w:line="240" w:lineRule="auto"/>
             </w:pPr>
-            <w:r/>
+            <w:r>
+              <w:rPr>
+                <w:sz w:val="16"/>
+              </w:rPr>
+            </w:r>
             <w:r>
               <w:rPr>
                 <w:b/>
                 <w:color w:val="FFFFFF"/>
-                <w:sz w:val="17"/>
+                <w:sz w:val="16"/>
               </w:rPr>
               <w:t>Typical Scope Level</w:t>
             </w:r>
           </w:p>
         </w:tc>
+        <w:trPr>
+          <w:tblHeader/>
+        </w:trPr>
       </w:tr>
       <w:tr>
         <w:tc>
@@ -2564,18 +2768,19 @@
           </w:tcPr>
           <w:p>
             <w:pPr>
-              <w:spacing w:after="0"/>
+              <w:spacing w:after="0" w:before="0" w:line="240" w:lineRule="auto"/>
             </w:pPr>
             <w:r>
               <w:rPr>
                 <w:b/>
+                <w:sz w:val="15"/>
               </w:rPr>
             </w:r>
             <w:r>
               <w:rPr>
                 <w:b/>
                 <w:color w:val="000000"/>
-                <w:sz w:val="16"/>
+                <w:sz w:val="15"/>
               </w:rPr>
               <w:t>• Obtain approval before contacting participants.</w:t>
               <w:br/>
@@ -2596,14 +2801,18 @@
           </w:tcPr>
           <w:p>
             <w:pPr>
-              <w:spacing w:after="0"/>
+              <w:spacing w:after="0" w:before="0" w:line="240" w:lineRule="auto"/>
             </w:pPr>
-            <w:r/>
+            <w:r>
+              <w:rPr>
+                <w:sz w:val="15"/>
+              </w:rPr>
+            </w:r>
             <w:r>
               <w:rPr>
                 <w:b w:val="0"/>
                 <w:color w:val="000000"/>
-                <w:sz w:val="16"/>
+                <w:sz w:val="15"/>
               </w:rPr>
               <w:t>• Mental health surveys</w:t>
               <w:br/>
@@ -2626,14 +2835,18 @@
           </w:tcPr>
           <w:p>
             <w:pPr>
-              <w:spacing w:after="0"/>
+              <w:spacing w:after="0" w:before="0" w:line="240" w:lineRule="auto"/>
             </w:pPr>
-            <w:r/>
+            <w:r>
+              <w:rPr>
+                <w:sz w:val="15"/>
+              </w:rPr>
+            </w:r>
             <w:r>
               <w:rPr>
                 <w:b w:val="0"/>
                 <w:color w:val="000000"/>
-                <w:sz w:val="16"/>
+                <w:sz w:val="15"/>
               </w:rPr>
               <w:t>Level 3 by default. Some may not be appropriate. Safer alternatives include public anonymous datasets, usability testing of a device without personal data, or teacher-approved non-sensitive class polls.</w:t>
             </w:r>
@@ -2684,14 +2897,18 @@
           </w:tcPr>
           <w:p>
             <w:pPr>
-              <w:spacing w:after="0"/>
+              <w:spacing w:after="0" w:before="0" w:line="240" w:lineRule="auto"/>
             </w:pPr>
-            <w:r/>
+            <w:r>
+              <w:rPr>
+                <w:sz w:val="16"/>
+              </w:rPr>
+            </w:r>
             <w:r>
               <w:rPr>
                 <w:b/>
                 <w:color w:val="FFFFFF"/>
-                <w:sz w:val="17"/>
+                <w:sz w:val="16"/>
               </w:rPr>
               <w:t>Teacher Should Require</w:t>
             </w:r>
@@ -2705,14 +2922,18 @@
           </w:tcPr>
           <w:p>
             <w:pPr>
-              <w:spacing w:after="0"/>
+              <w:spacing w:after="0" w:before="0" w:line="240" w:lineRule="auto"/>
             </w:pPr>
-            <w:r/>
+            <w:r>
+              <w:rPr>
+                <w:sz w:val="16"/>
+              </w:rPr>
+            </w:r>
             <w:r>
               <w:rPr>
                 <w:b/>
                 <w:color w:val="FFFFFF"/>
-                <w:sz w:val="17"/>
+                <w:sz w:val="16"/>
               </w:rPr>
               <w:t>Pause / Red Flag If</w:t>
             </w:r>
@@ -2726,19 +2947,26 @@
           </w:tcPr>
           <w:p>
             <w:pPr>
-              <w:spacing w:after="0"/>
+              <w:spacing w:after="0" w:before="0" w:line="240" w:lineRule="auto"/>
             </w:pPr>
-            <w:r/>
+            <w:r>
+              <w:rPr>
+                <w:sz w:val="16"/>
+              </w:rPr>
+            </w:r>
             <w:r>
               <w:rPr>
                 <w:b/>
                 <w:color w:val="FFFFFF"/>
-                <w:sz w:val="17"/>
+                <w:sz w:val="16"/>
               </w:rPr>
               <w:t>Typical Scope Level</w:t>
             </w:r>
           </w:p>
         </w:tc>
+        <w:trPr>
+          <w:tblHeader/>
+        </w:trPr>
       </w:tr>
       <w:tr>
         <w:tc>
@@ -2749,18 +2977,19 @@
           </w:tcPr>
           <w:p>
             <w:pPr>
-              <w:spacing w:after="0"/>
+              <w:spacing w:after="0" w:before="0" w:line="240" w:lineRule="auto"/>
             </w:pPr>
             <w:r>
               <w:rPr>
                 <w:b/>
+                <w:sz w:val="15"/>
               </w:rPr>
             </w:r>
             <w:r>
               <w:rPr>
                 <w:b/>
                 <w:color w:val="000000"/>
-                <w:sz w:val="16"/>
+                <w:sz w:val="15"/>
               </w:rPr>
               <w:t>• Treat health-related claims cautiously.</w:t>
               <w:br/>
@@ -2779,14 +3008,18 @@
           </w:tcPr>
           <w:p>
             <w:pPr>
-              <w:spacing w:after="0"/>
+              <w:spacing w:after="0" w:before="0" w:line="240" w:lineRule="auto"/>
             </w:pPr>
-            <w:r/>
+            <w:r>
+              <w:rPr>
+                <w:sz w:val="15"/>
+              </w:rPr>
+            </w:r>
             <w:r>
               <w:rPr>
                 <w:b w:val="0"/>
                 <w:color w:val="000000"/>
-                <w:sz w:val="16"/>
+                <w:sz w:val="15"/>
               </w:rPr>
               <w:t>• Testing supplements, medication, caffeine, or diets</w:t>
               <w:br/>
@@ -2807,14 +3040,18 @@
           </w:tcPr>
           <w:p>
             <w:pPr>
-              <w:spacing w:after="0"/>
+              <w:spacing w:after="0" w:before="0" w:line="240" w:lineRule="auto"/>
             </w:pPr>
-            <w:r/>
+            <w:r>
+              <w:rPr>
+                <w:sz w:val="15"/>
+              </w:rPr>
+            </w:r>
             <w:r>
               <w:rPr>
                 <w:b w:val="0"/>
                 <w:color w:val="000000"/>
-                <w:sz w:val="16"/>
+                <w:sz w:val="15"/>
               </w:rPr>
               <w:t>Generally Level 3 or not approved in current form. Redirect toward public datasets, device design, literature-informed engineering, or non-human models.</w:t>
             </w:r>
@@ -2865,14 +3102,18 @@
           </w:tcPr>
           <w:p>
             <w:pPr>
-              <w:spacing w:after="0"/>
+              <w:spacing w:after="0" w:before="0" w:line="240" w:lineRule="auto"/>
             </w:pPr>
-            <w:r/>
+            <w:r>
+              <w:rPr>
+                <w:sz w:val="16"/>
+              </w:rPr>
+            </w:r>
             <w:r>
               <w:rPr>
                 <w:b/>
                 <w:color w:val="FFFFFF"/>
-                <w:sz w:val="17"/>
+                <w:sz w:val="16"/>
               </w:rPr>
               <w:t>Teacher Should Require</w:t>
             </w:r>
@@ -2886,14 +3127,18 @@
           </w:tcPr>
           <w:p>
             <w:pPr>
-              <w:spacing w:after="0"/>
+              <w:spacing w:after="0" w:before="0" w:line="240" w:lineRule="auto"/>
             </w:pPr>
-            <w:r/>
+            <w:r>
+              <w:rPr>
+                <w:sz w:val="16"/>
+              </w:rPr>
+            </w:r>
             <w:r>
               <w:rPr>
                 <w:b/>
                 <w:color w:val="FFFFFF"/>
-                <w:sz w:val="17"/>
+                <w:sz w:val="16"/>
               </w:rPr>
               <w:t>Pause / Red Flag If</w:t>
             </w:r>
@@ -2907,19 +3152,26 @@
           </w:tcPr>
           <w:p>
             <w:pPr>
-              <w:spacing w:after="0"/>
+              <w:spacing w:after="0" w:before="0" w:line="240" w:lineRule="auto"/>
             </w:pPr>
-            <w:r/>
+            <w:r>
+              <w:rPr>
+                <w:sz w:val="16"/>
+              </w:rPr>
+            </w:r>
             <w:r>
               <w:rPr>
                 <w:b/>
                 <w:color w:val="FFFFFF"/>
-                <w:sz w:val="17"/>
+                <w:sz w:val="16"/>
               </w:rPr>
               <w:t>Typical Scope Level</w:t>
             </w:r>
           </w:p>
         </w:tc>
+        <w:trPr>
+          <w:tblHeader/>
+        </w:trPr>
       </w:tr>
       <w:tr>
         <w:tc>
@@ -2930,18 +3182,19 @@
           </w:tcPr>
           <w:p>
             <w:pPr>
-              <w:spacing w:after="0"/>
+              <w:spacing w:after="0" w:before="0" w:line="240" w:lineRule="auto"/>
             </w:pPr>
             <w:r>
               <w:rPr>
                 <w:b/>
+                <w:sz w:val="15"/>
               </w:rPr>
             </w:r>
             <w:r>
               <w:rPr>
                 <w:b/>
                 <w:color w:val="000000"/>
-                <w:sz w:val="16"/>
+                <w:sz w:val="15"/>
               </w:rPr>
               <w:t>• Obtain permission for sampling locations.</w:t>
               <w:br/>
@@ -2964,14 +3217,18 @@
           </w:tcPr>
           <w:p>
             <w:pPr>
-              <w:spacing w:after="0"/>
+              <w:spacing w:after="0" w:before="0" w:line="240" w:lineRule="auto"/>
             </w:pPr>
-            <w:r/>
+            <w:r>
+              <w:rPr>
+                <w:sz w:val="15"/>
+              </w:rPr>
+            </w:r>
             <w:r>
               <w:rPr>
                 <w:b w:val="0"/>
                 <w:color w:val="000000"/>
-                <w:sz w:val="16"/>
+                <w:sz w:val="15"/>
               </w:rPr>
               <w:t>• Unknown water or soil contamination</w:t>
               <w:br/>
@@ -2992,14 +3249,18 @@
           </w:tcPr>
           <w:p>
             <w:pPr>
-              <w:spacing w:after="0"/>
+              <w:spacing w:after="0" w:before="0" w:line="240" w:lineRule="auto"/>
             </w:pPr>
-            <w:r/>
+            <w:r>
+              <w:rPr>
+                <w:sz w:val="15"/>
+              </w:rPr>
+            </w:r>
             <w:r>
               <w:rPr>
                 <w:b w:val="0"/>
                 <w:color w:val="000000"/>
-                <w:sz w:val="16"/>
+                <w:sz w:val="15"/>
               </w:rPr>
               <w:t>Usually Level 2 to 3. Sensor mapping and public data are often safer. Wet samples, biological unknowns, or off-site field work require additional review.</w:t>
             </w:r>
@@ -3050,14 +3311,18 @@
           </w:tcPr>
           <w:p>
             <w:pPr>
-              <w:spacing w:after="0"/>
+              <w:spacing w:after="0" w:before="0" w:line="240" w:lineRule="auto"/>
             </w:pPr>
-            <w:r/>
+            <w:r>
+              <w:rPr>
+                <w:sz w:val="16"/>
+              </w:rPr>
+            </w:r>
             <w:r>
               <w:rPr>
                 <w:b/>
                 <w:color w:val="FFFFFF"/>
-                <w:sz w:val="17"/>
+                <w:sz w:val="16"/>
               </w:rPr>
               <w:t>Teacher Should Require</w:t>
             </w:r>
@@ -3071,14 +3336,18 @@
           </w:tcPr>
           <w:p>
             <w:pPr>
-              <w:spacing w:after="0"/>
+              <w:spacing w:after="0" w:before="0" w:line="240" w:lineRule="auto"/>
             </w:pPr>
-            <w:r/>
+            <w:r>
+              <w:rPr>
+                <w:sz w:val="16"/>
+              </w:rPr>
+            </w:r>
             <w:r>
               <w:rPr>
                 <w:b/>
                 <w:color w:val="FFFFFF"/>
-                <w:sz w:val="17"/>
+                <w:sz w:val="16"/>
               </w:rPr>
               <w:t>Pause / Red Flag If</w:t>
             </w:r>
@@ -3092,19 +3361,26 @@
           </w:tcPr>
           <w:p>
             <w:pPr>
-              <w:spacing w:after="0"/>
+              <w:spacing w:after="0" w:before="0" w:line="240" w:lineRule="auto"/>
             </w:pPr>
-            <w:r/>
+            <w:r>
+              <w:rPr>
+                <w:sz w:val="16"/>
+              </w:rPr>
+            </w:r>
             <w:r>
               <w:rPr>
                 <w:b/>
                 <w:color w:val="FFFFFF"/>
-                <w:sz w:val="17"/>
+                <w:sz w:val="16"/>
               </w:rPr>
               <w:t>Typical Scope Level</w:t>
             </w:r>
           </w:p>
         </w:tc>
+        <w:trPr>
+          <w:tblHeader/>
+        </w:trPr>
       </w:tr>
       <w:tr>
         <w:tc>
@@ -3115,18 +3391,19 @@
           </w:tcPr>
           <w:p>
             <w:pPr>
-              <w:spacing w:after="0"/>
+              <w:spacing w:after="0" w:before="0" w:line="240" w:lineRule="auto"/>
             </w:pPr>
             <w:r>
               <w:rPr>
                 <w:b/>
+                <w:sz w:val="15"/>
               </w:rPr>
             </w:r>
             <w:r>
               <w:rPr>
                 <w:b/>
                 <w:color w:val="000000"/>
-                <w:sz w:val="16"/>
+                <w:sz w:val="15"/>
               </w:rPr>
               <w:t>• Use non-sensitive data or approved public datasets.</w:t>
               <w:br/>
@@ -3147,14 +3424,18 @@
           </w:tcPr>
           <w:p>
             <w:pPr>
-              <w:spacing w:after="0"/>
+              <w:spacing w:after="0" w:before="0" w:line="240" w:lineRule="auto"/>
             </w:pPr>
-            <w:r/>
+            <w:r>
+              <w:rPr>
+                <w:sz w:val="15"/>
+              </w:rPr>
+            </w:r>
             <w:r>
               <w:rPr>
                 <w:b w:val="0"/>
                 <w:color w:val="000000"/>
-                <w:sz w:val="16"/>
+                <w:sz w:val="15"/>
               </w:rPr>
               <w:t>• Facial recognition on classmates</w:t>
               <w:br/>
@@ -3177,14 +3458,18 @@
           </w:tcPr>
           <w:p>
             <w:pPr>
-              <w:spacing w:after="0"/>
+              <w:spacing w:after="0" w:before="0" w:line="240" w:lineRule="auto"/>
             </w:pPr>
-            <w:r/>
+            <w:r>
+              <w:rPr>
+                <w:sz w:val="15"/>
+              </w:rPr>
+            </w:r>
             <w:r>
               <w:rPr>
                 <w:b w:val="0"/>
                 <w:color w:val="000000"/>
-                <w:sz w:val="16"/>
+                <w:sz w:val="15"/>
               </w:rPr>
               <w:t>Often Level 1 if non-sensitive and local/simulated. Move to Level 3 when personal data, images of people, surveillance, cybersecurity, or sensitive classification is involved.</w:t>
             </w:r>
@@ -3235,14 +3520,18 @@
           </w:tcPr>
           <w:p>
             <w:pPr>
-              <w:spacing w:after="0"/>
+              <w:spacing w:after="0" w:before="0" w:line="240" w:lineRule="auto"/>
             </w:pPr>
-            <w:r/>
+            <w:r>
+              <w:rPr>
+                <w:sz w:val="16"/>
+              </w:rPr>
+            </w:r>
             <w:r>
               <w:rPr>
                 <w:b/>
                 <w:color w:val="FFFFFF"/>
-                <w:sz w:val="17"/>
+                <w:sz w:val="16"/>
               </w:rPr>
               <w:t>Teacher Should Require</w:t>
             </w:r>
@@ -3256,14 +3545,18 @@
           </w:tcPr>
           <w:p>
             <w:pPr>
-              <w:spacing w:after="0"/>
+              <w:spacing w:after="0" w:before="0" w:line="240" w:lineRule="auto"/>
             </w:pPr>
-            <w:r/>
+            <w:r>
+              <w:rPr>
+                <w:sz w:val="16"/>
+              </w:rPr>
+            </w:r>
             <w:r>
               <w:rPr>
                 <w:b/>
                 <w:color w:val="FFFFFF"/>
-                <w:sz w:val="17"/>
+                <w:sz w:val="16"/>
               </w:rPr>
               <w:t>Pause / Red Flag If</w:t>
             </w:r>
@@ -3277,19 +3570,26 @@
           </w:tcPr>
           <w:p>
             <w:pPr>
-              <w:spacing w:after="0"/>
+              <w:spacing w:after="0" w:before="0" w:line="240" w:lineRule="auto"/>
             </w:pPr>
-            <w:r/>
+            <w:r>
+              <w:rPr>
+                <w:sz w:val="16"/>
+              </w:rPr>
+            </w:r>
             <w:r>
               <w:rPr>
                 <w:b/>
                 <w:color w:val="FFFFFF"/>
-                <w:sz w:val="17"/>
+                <w:sz w:val="16"/>
               </w:rPr>
               <w:t>Typical Scope Level</w:t>
             </w:r>
           </w:p>
         </w:tc>
+        <w:trPr>
+          <w:tblHeader/>
+        </w:trPr>
       </w:tr>
       <w:tr>
         <w:tc>
@@ -3300,18 +3600,19 @@
           </w:tcPr>
           <w:p>
             <w:pPr>
-              <w:spacing w:after="0"/>
+              <w:spacing w:after="0" w:before="0" w:line="240" w:lineRule="auto"/>
             </w:pPr>
             <w:r>
               <w:rPr>
                 <w:b/>
+                <w:sz w:val="15"/>
               </w:rPr>
             </w:r>
             <w:r>
               <w:rPr>
                 <w:b/>
                 <w:color w:val="000000"/>
-                <w:sz w:val="16"/>
+                <w:sz w:val="15"/>
               </w:rPr>
               <w:t>• Use reputable datasets.</w:t>
               <w:br/>
@@ -3332,14 +3633,18 @@
           </w:tcPr>
           <w:p>
             <w:pPr>
-              <w:spacing w:after="0"/>
+              <w:spacing w:after="0" w:before="0" w:line="240" w:lineRule="auto"/>
             </w:pPr>
-            <w:r/>
+            <w:r>
+              <w:rPr>
+                <w:sz w:val="15"/>
+              </w:rPr>
+            </w:r>
             <w:r>
               <w:rPr>
                 <w:b w:val="0"/>
                 <w:color w:val="000000"/>
-                <w:sz w:val="16"/>
+                <w:sz w:val="15"/>
               </w:rPr>
               <w:t>• Datasets containing private or identifiable information</w:t>
               <w:br/>
@@ -3358,14 +3663,18 @@
           </w:tcPr>
           <w:p>
             <w:pPr>
-              <w:spacing w:after="0"/>
+              <w:spacing w:after="0" w:before="0" w:line="240" w:lineRule="auto"/>
             </w:pPr>
-            <w:r/>
+            <w:r>
+              <w:rPr>
+                <w:sz w:val="15"/>
+              </w:rPr>
+            </w:r>
             <w:r>
               <w:rPr>
                 <w:b w:val="0"/>
                 <w:color w:val="000000"/>
-                <w:sz w:val="16"/>
+                <w:sz w:val="15"/>
               </w:rPr>
               <w:t>Usually Level 1. Move to Level 3 if data are sensitive, identifiable, restricted, or ethically complicated.</w:t>
             </w:r>
@@ -3416,14 +3725,18 @@
           </w:tcPr>
           <w:p>
             <w:pPr>
-              <w:spacing w:after="0"/>
+              <w:spacing w:after="0" w:before="0" w:line="240" w:lineRule="auto"/>
             </w:pPr>
-            <w:r/>
+            <w:r>
+              <w:rPr>
+                <w:sz w:val="16"/>
+              </w:rPr>
+            </w:r>
             <w:r>
               <w:rPr>
                 <w:b/>
                 <w:color w:val="FFFFFF"/>
-                <w:sz w:val="17"/>
+                <w:sz w:val="16"/>
               </w:rPr>
               <w:t>Teacher Should Require</w:t>
             </w:r>
@@ -3437,14 +3750,18 @@
           </w:tcPr>
           <w:p>
             <w:pPr>
-              <w:spacing w:after="0"/>
+              <w:spacing w:after="0" w:before="0" w:line="240" w:lineRule="auto"/>
             </w:pPr>
-            <w:r/>
+            <w:r>
+              <w:rPr>
+                <w:sz w:val="16"/>
+              </w:rPr>
+            </w:r>
             <w:r>
               <w:rPr>
                 <w:b/>
                 <w:color w:val="FFFFFF"/>
-                <w:sz w:val="17"/>
+                <w:sz w:val="16"/>
               </w:rPr>
               <w:t>Pause / Red Flag If</w:t>
             </w:r>
@@ -3458,19 +3775,26 @@
           </w:tcPr>
           <w:p>
             <w:pPr>
-              <w:spacing w:after="0"/>
+              <w:spacing w:after="0" w:before="0" w:line="240" w:lineRule="auto"/>
             </w:pPr>
-            <w:r/>
+            <w:r>
+              <w:rPr>
+                <w:sz w:val="16"/>
+              </w:rPr>
+            </w:r>
             <w:r>
               <w:rPr>
                 <w:b/>
                 <w:color w:val="FFFFFF"/>
-                <w:sz w:val="17"/>
+                <w:sz w:val="16"/>
               </w:rPr>
               <w:t>Typical Scope Level</w:t>
             </w:r>
           </w:p>
         </w:tc>
+        <w:trPr>
+          <w:tblHeader/>
+        </w:trPr>
       </w:tr>
       <w:tr>
         <w:tc>
@@ -3481,18 +3805,19 @@
           </w:tcPr>
           <w:p>
             <w:pPr>
-              <w:spacing w:after="0"/>
+              <w:spacing w:after="0" w:before="0" w:line="240" w:lineRule="auto"/>
             </w:pPr>
             <w:r>
               <w:rPr>
                 <w:b/>
+                <w:sz w:val="15"/>
               </w:rPr>
             </w:r>
             <w:r>
               <w:rPr>
                 <w:b/>
                 <w:color w:val="000000"/>
-                <w:sz w:val="16"/>
+                <w:sz w:val="15"/>
               </w:rPr>
               <w:t>• Avoid ingestion-based testing unless formally approved.</w:t>
               <w:br/>
@@ -3509,14 +3834,18 @@
           </w:tcPr>
           <w:p>
             <w:pPr>
-              <w:spacing w:after="0"/>
+              <w:spacing w:after="0" w:before="0" w:line="240" w:lineRule="auto"/>
             </w:pPr>
-            <w:r/>
+            <w:r>
+              <w:rPr>
+                <w:sz w:val="15"/>
+              </w:rPr>
+            </w:r>
             <w:r>
               <w:rPr>
                 <w:b w:val="0"/>
                 <w:color w:val="000000"/>
-                <w:sz w:val="16"/>
+                <w:sz w:val="15"/>
               </w:rPr>
               <w:t>• Taste tests with students</w:t>
               <w:br/>
@@ -3537,14 +3866,18 @@
           </w:tcPr>
           <w:p>
             <w:pPr>
-              <w:spacing w:after="0"/>
+              <w:spacing w:after="0" w:before="0" w:line="240" w:lineRule="auto"/>
             </w:pPr>
-            <w:r/>
+            <w:r>
+              <w:rPr>
+                <w:sz w:val="15"/>
+              </w:rPr>
+            </w:r>
             <w:r>
               <w:rPr>
                 <w:b w:val="0"/>
                 <w:color w:val="000000"/>
-                <w:sz w:val="16"/>
+                <w:sz w:val="15"/>
               </w:rPr>
               <w:t>Often Level 3 or not approved in current form. Redirect to packaging, physical properties, public nutrition data, or non-human model systems.</w:t>
             </w:r>
@@ -3595,14 +3928,18 @@
           </w:tcPr>
           <w:p>
             <w:pPr>
-              <w:spacing w:after="0"/>
+              <w:spacing w:after="0" w:before="0" w:line="240" w:lineRule="auto"/>
             </w:pPr>
-            <w:r/>
+            <w:r>
+              <w:rPr>
+                <w:sz w:val="16"/>
+              </w:rPr>
+            </w:r>
             <w:r>
               <w:rPr>
                 <w:b/>
                 <w:color w:val="FFFFFF"/>
-                <w:sz w:val="17"/>
+                <w:sz w:val="16"/>
               </w:rPr>
               <w:t>Teacher Should Require</w:t>
             </w:r>
@@ -3616,14 +3953,18 @@
           </w:tcPr>
           <w:p>
             <w:pPr>
-              <w:spacing w:after="0"/>
+              <w:spacing w:after="0" w:before="0" w:line="240" w:lineRule="auto"/>
             </w:pPr>
-            <w:r/>
+            <w:r>
+              <w:rPr>
+                <w:sz w:val="16"/>
+              </w:rPr>
+            </w:r>
             <w:r>
               <w:rPr>
                 <w:b/>
                 <w:color w:val="FFFFFF"/>
-                <w:sz w:val="17"/>
+                <w:sz w:val="16"/>
               </w:rPr>
               <w:t>Pause / Red Flag If</w:t>
             </w:r>
@@ -3637,19 +3978,26 @@
           </w:tcPr>
           <w:p>
             <w:pPr>
-              <w:spacing w:after="0"/>
+              <w:spacing w:after="0" w:before="0" w:line="240" w:lineRule="auto"/>
             </w:pPr>
-            <w:r/>
+            <w:r>
+              <w:rPr>
+                <w:sz w:val="16"/>
+              </w:rPr>
+            </w:r>
             <w:r>
               <w:rPr>
                 <w:b/>
                 <w:color w:val="FFFFFF"/>
-                <w:sz w:val="17"/>
+                <w:sz w:val="16"/>
               </w:rPr>
               <w:t>Typical Scope Level</w:t>
             </w:r>
           </w:p>
         </w:tc>
+        <w:trPr>
+          <w:tblHeader/>
+        </w:trPr>
       </w:tr>
       <w:tr>
         <w:tc>
@@ -3660,18 +4008,19 @@
           </w:tcPr>
           <w:p>
             <w:pPr>
-              <w:spacing w:after="0"/>
+              <w:spacing w:after="0" w:before="0" w:line="240" w:lineRule="auto"/>
             </w:pPr>
             <w:r>
               <w:rPr>
                 <w:b/>
+                <w:sz w:val="15"/>
               </w:rPr>
             </w:r>
             <w:r>
               <w:rPr>
                 <w:b/>
                 <w:color w:val="000000"/>
-                <w:sz w:val="16"/>
+                <w:sz w:val="15"/>
               </w:rPr>
               <w:t>• Use low-power classroom-safe light sources when possible.</w:t>
               <w:br/>
@@ -3692,14 +4041,18 @@
           </w:tcPr>
           <w:p>
             <w:pPr>
-              <w:spacing w:after="0"/>
+              <w:spacing w:after="0" w:before="0" w:line="240" w:lineRule="auto"/>
             </w:pPr>
-            <w:r/>
+            <w:r>
+              <w:rPr>
+                <w:sz w:val="15"/>
+              </w:rPr>
+            </w:r>
             <w:r>
               <w:rPr>
                 <w:b w:val="0"/>
                 <w:color w:val="000000"/>
-                <w:sz w:val="16"/>
+                <w:sz w:val="15"/>
               </w:rPr>
               <w:t>• High-power lasers</w:t>
               <w:br/>
@@ -3722,14 +4075,18 @@
           </w:tcPr>
           <w:p>
             <w:pPr>
-              <w:spacing w:after="0"/>
+              <w:spacing w:after="0" w:before="0" w:line="240" w:lineRule="auto"/>
             </w:pPr>
-            <w:r/>
+            <w:r>
+              <w:rPr>
+                <w:sz w:val="15"/>
+              </w:rPr>
+            </w:r>
             <w:r>
               <w:rPr>
                 <w:b w:val="0"/>
                 <w:color w:val="000000"/>
-                <w:sz w:val="16"/>
+                <w:sz w:val="15"/>
               </w:rPr>
               <w:t>Usually Level 2 or 3 depending on energy involved. High-energy light, heat, pressure, or collapse hazards require strict controls or redesign.</w:t>
             </w:r>
@@ -3826,6 +4183,9 @@
             </w:r>
           </w:p>
         </w:tc>
+        <w:trPr>
+          <w:tblHeader/>
+        </w:trPr>
       </w:tr>
       <w:tr>
         <w:tc>
@@ -4322,70 +4682,38 @@
             </w:r>
           </w:p>
         </w:tc>
+        <w:trPr>
+          <w:tblHeader/>
+        </w:trPr>
       </w:tr>
       <w:tr>
         <w:tc>
           <w:tcPr>
-            <w:tcW w:type="dxa" w:w="2880"/>
-            <w:vAlign w:val="top"/>
-            <w:shd w:fill="F2F2F2"/>
+            <w:tcW w:type="dxa" w:w="3456"/>
           </w:tcPr>
           <w:p>
-            <w:pPr>
-              <w:spacing w:after="0"/>
-            </w:pPr>
-            <w:r>
-              <w:rPr>
-                <w:b/>
-              </w:rPr>
-            </w:r>
-            <w:r>
-              <w:rPr>
-                <w:b/>
-                <w:color w:val="000000"/>
-                <w:sz w:val="16"/>
-              </w:rPr>
-              <w:t>Approved for Planning Only</w:t>
+            <w:r>
+              <w:t>Approved for Pilot Testing</w:t>
             </w:r>
           </w:p>
         </w:tc>
         <w:tc>
           <w:tcPr>
-            <w:tcW w:type="dxa" w:w="4464"/>
-            <w:vAlign w:val="top"/>
+            <w:tcW w:type="dxa" w:w="3456"/>
           </w:tcPr>
           <w:p>
-            <w:pPr>
-              <w:spacing w:after="0"/>
-            </w:pPr>
-            <w:r/>
-            <w:r>
-              <w:rPr>
-                <w:b w:val="0"/>
-                <w:color w:val="000000"/>
-                <w:sz w:val="16"/>
-              </w:rPr>
-              <w:t>Student may research, sketch, draft, simulate with safe sample data, and prepare a plan, but may not test or collect data.</w:t>
+            <w:r>
+              <w:t>Student may run only the specific small-scale pilot test described in the approved plan.</w:t>
             </w:r>
           </w:p>
         </w:tc>
         <w:tc>
           <w:tcPr>
-            <w:tcW w:type="dxa" w:w="5184"/>
-            <w:vAlign w:val="top"/>
+            <w:tcW w:type="dxa" w:w="3456"/>
           </w:tcPr>
           <w:p>
-            <w:pPr>
-              <w:spacing w:after="0"/>
-            </w:pPr>
-            <w:r/>
-            <w:r>
-              <w:rPr>
-                <w:b w:val="0"/>
-                <w:color w:val="000000"/>
-                <w:sz w:val="16"/>
-              </w:rPr>
-              <w:t>“You may keep planning and researching, but you may not begin testing yet.”</w:t>
+            <w:r>
+              <w:t>Record approval, confirm supervision and controls, and set a pilot-reflection date.</w:t>
             </w:r>
           </w:p>
         </w:tc>
@@ -4393,66 +4721,31 @@
       <w:tr>
         <w:tc>
           <w:tcPr>
-            <w:tcW w:type="dxa" w:w="2880"/>
-            <w:vAlign w:val="top"/>
-            <w:shd w:fill="F2F2F2"/>
+            <w:tcW w:type="dxa" w:w="3456"/>
           </w:tcPr>
           <w:p>
-            <w:pPr>
-              <w:spacing w:after="0"/>
-            </w:pPr>
-            <w:r>
-              <w:rPr>
-                <w:b/>
-              </w:rPr>
-            </w:r>
-            <w:r>
-              <w:rPr>
-                <w:b/>
-                <w:color w:val="000000"/>
-                <w:sz w:val="16"/>
-              </w:rPr>
-              <w:t>Approved for Pilot Testing</w:t>
+            <w:r>
+              <w:t>Approved With Modifications</w:t>
             </w:r>
           </w:p>
         </w:tc>
         <w:tc>
           <w:tcPr>
-            <w:tcW w:type="dxa" w:w="4464"/>
-            <w:vAlign w:val="top"/>
+            <w:tcW w:type="dxa" w:w="3456"/>
           </w:tcPr>
           <w:p>
-            <w:pPr>
-              <w:spacing w:after="0"/>
-            </w:pPr>
-            <w:r/>
-            <w:r>
-              <w:rPr>
-                <w:b w:val="0"/>
-                <w:color w:val="000000"/>
-                <w:sz w:val="16"/>
-              </w:rPr>
-              <w:t>Student may conduct a limited trial under the approved conditions.</w:t>
+            <w:r>
+              <w:t>The project may advance only after named changes are completed and verified; this status does not by itself authorize testing.</w:t>
             </w:r>
           </w:p>
         </w:tc>
         <w:tc>
           <w:tcPr>
-            <w:tcW w:type="dxa" w:w="5184"/>
-            <w:vAlign w:val="top"/>
+            <w:tcW w:type="dxa" w:w="3456"/>
           </w:tcPr>
           <w:p>
-            <w:pPr>
-              <w:spacing w:after="0"/>
-            </w:pPr>
-            <w:r/>
-            <w:r>
-              <w:rPr>
-                <w:b w:val="0"/>
-                <w:color w:val="000000"/>
-                <w:sz w:val="16"/>
-              </w:rPr>
-              <w:t>“You are approved for the pilot test described in this plan. Do not expand beyond this method without checking back.”</w:t>
+            <w:r>
+              <w:t>List the required changes and verify them before changing the status to Approved for Pilot Testing.</w:t>
             </w:r>
           </w:p>
         </w:tc>
@@ -4460,66 +4753,31 @@
       <w:tr>
         <w:tc>
           <w:tcPr>
-            <w:tcW w:type="dxa" w:w="2880"/>
-            <w:vAlign w:val="top"/>
-            <w:shd w:fill="F2F2F2"/>
+            <w:tcW w:type="dxa" w:w="3456"/>
           </w:tcPr>
           <w:p>
-            <w:pPr>
-              <w:spacing w:after="0"/>
-            </w:pPr>
-            <w:r>
-              <w:rPr>
-                <w:b/>
-              </w:rPr>
-            </w:r>
-            <w:r>
-              <w:rPr>
-                <w:b/>
-                <w:color w:val="000000"/>
-                <w:sz w:val="16"/>
-              </w:rPr>
-              <w:t>Approved with Conditions</w:t>
+            <w:r>
+              <w:t>Needs Revision</w:t>
             </w:r>
           </w:p>
         </w:tc>
         <w:tc>
           <w:tcPr>
-            <w:tcW w:type="dxa" w:w="4464"/>
-            <w:vAlign w:val="top"/>
+            <w:tcW w:type="dxa" w:w="3456"/>
           </w:tcPr>
           <w:p>
-            <w:pPr>
-              <w:spacing w:after="0"/>
-            </w:pPr>
-            <w:r/>
-            <w:r>
-              <w:rPr>
-                <w:b w:val="0"/>
-                <w:color w:val="000000"/>
-                <w:sz w:val="16"/>
-              </w:rPr>
-              <w:t>Student may proceed only after specific fixes, supervision, PPE, workspace, or documentation requirements are met.</w:t>
+            <w:r>
+              <w:t>The plan is not yet clear, feasible, measurable, or complete enough for approval.</w:t>
             </w:r>
           </w:p>
         </w:tc>
         <w:tc>
           <w:tcPr>
-            <w:tcW w:type="dxa" w:w="5184"/>
-            <w:vAlign w:val="top"/>
+            <w:tcW w:type="dxa" w:w="3456"/>
           </w:tcPr>
           <w:p>
-            <w:pPr>
-              <w:spacing w:after="0"/>
-            </w:pPr>
-            <w:r/>
-            <w:r>
-              <w:rPr>
-                <w:b w:val="0"/>
-                <w:color w:val="000000"/>
-                <w:sz w:val="16"/>
-              </w:rPr>
-              <w:t>“This can proceed after these conditions are met and documented.”</w:t>
+            <w:r>
+              <w:t>Return the student to the relevant planning documents and schedule a follow-up conference.</w:t>
             </w:r>
           </w:p>
         </w:tc>
@@ -4527,66 +4785,31 @@
       <w:tr>
         <w:tc>
           <w:tcPr>
-            <w:tcW w:type="dxa" w:w="2880"/>
-            <w:vAlign w:val="top"/>
-            <w:shd w:fill="F2F2F2"/>
+            <w:tcW w:type="dxa" w:w="3456"/>
           </w:tcPr>
           <w:p>
-            <w:pPr>
-              <w:spacing w:after="0"/>
-            </w:pPr>
-            <w:r>
-              <w:rPr>
-                <w:b/>
-              </w:rPr>
-            </w:r>
-            <w:r>
-              <w:rPr>
-                <w:b/>
-                <w:color w:val="000000"/>
-                <w:sz w:val="16"/>
-              </w:rPr>
-              <w:t>Needs Additional Review</w:t>
+            <w:r>
+              <w:t>Needs Safety Review</w:t>
             </w:r>
           </w:p>
         </w:tc>
         <w:tc>
           <w:tcPr>
-            <w:tcW w:type="dxa" w:w="4464"/>
-            <w:vAlign w:val="top"/>
+            <w:tcW w:type="dxa" w:w="3456"/>
           </w:tcPr>
           <w:p>
-            <w:pPr>
-              <w:spacing w:after="0"/>
-            </w:pPr>
-            <w:r/>
-            <w:r>
-              <w:rPr>
-                <w:b w:val="0"/>
-                <w:color w:val="000000"/>
-                <w:sz w:val="16"/>
-              </w:rPr>
-              <w:t>Project requires more adult, administrative, mentor, safety, ethics, or district review before proceeding.</w:t>
+            <w:r>
+              <w:t>Hazards require additional controls, supervision, training, PPE, location review, or district guidance.</w:t>
             </w:r>
           </w:p>
         </w:tc>
         <w:tc>
           <w:tcPr>
-            <w:tcW w:type="dxa" w:w="5184"/>
-            <w:vAlign w:val="top"/>
+            <w:tcW w:type="dxa" w:w="3456"/>
           </w:tcPr>
           <w:p>
-            <w:pPr>
-              <w:spacing w:after="0"/>
-            </w:pPr>
-            <w:r/>
-            <w:r>
-              <w:rPr>
-                <w:b w:val="0"/>
-                <w:color w:val="000000"/>
-                <w:sz w:val="16"/>
-              </w:rPr>
-              <w:t>“This idea may be possible, but it needs additional review before any testing begins.”</w:t>
+            <w:r>
+              <w:t>Pause testing and identify the required safety review and district-supplied forms.</w:t>
             </w:r>
           </w:p>
         </w:tc>
@@ -4594,66 +4817,127 @@
       <w:tr>
         <w:tc>
           <w:tcPr>
-            <w:tcW w:type="dxa" w:w="2880"/>
-            <w:vAlign w:val="top"/>
-            <w:shd w:fill="F2F2F2"/>
+            <w:tcW w:type="dxa" w:w="3456"/>
           </w:tcPr>
           <w:p>
-            <w:pPr>
-              <w:spacing w:after="0"/>
-            </w:pPr>
-            <w:r>
-              <w:rPr>
-                <w:b/>
-              </w:rPr>
-            </w:r>
-            <w:r>
-              <w:rPr>
-                <w:b/>
-                <w:color w:val="000000"/>
-                <w:sz w:val="16"/>
-              </w:rPr>
-              <w:t>Not Approved in Current Form</w:t>
+            <w:r>
+              <w:t>Needs Ethics Review</w:t>
             </w:r>
           </w:p>
         </w:tc>
         <w:tc>
           <w:tcPr>
-            <w:tcW w:type="dxa" w:w="4464"/>
-            <w:vAlign w:val="top"/>
+            <w:tcW w:type="dxa" w:w="3456"/>
           </w:tcPr>
           <w:p>
-            <w:pPr>
-              <w:spacing w:after="0"/>
-            </w:pPr>
-            <w:r/>
-            <w:r>
-              <w:rPr>
-                <w:b w:val="0"/>
-                <w:color w:val="000000"/>
-                <w:sz w:val="16"/>
-              </w:rPr>
-              <w:t>Project cannot be safely or appropriately conducted as proposed.</w:t>
+            <w:r>
+              <w:t>The project involves people, animals, privacy, biological materials, environmental impact, or sensitive data.</w:t>
             </w:r>
           </w:p>
         </w:tc>
         <w:tc>
           <w:tcPr>
-            <w:tcW w:type="dxa" w:w="5184"/>
-            <w:vAlign w:val="top"/>
+            <w:tcW w:type="dxa" w:w="3456"/>
           </w:tcPr>
           <w:p>
-            <w:pPr>
-              <w:spacing w:after="0"/>
-            </w:pPr>
-            <w:r/>
-            <w:r>
-              <w:rPr>
-                <w:b w:val="0"/>
-                <w:color w:val="000000"/>
-                <w:sz w:val="16"/>
-              </w:rPr>
-              <w:t>“The question is interesting, but this method is not approvable. Let’s redesign it into a safer version.”</w:t>
+            <w:r>
+              <w:t>Pause data collection and complete required ethics, consent, privacy, or district review.</w:t>
+            </w:r>
+          </w:p>
+        </w:tc>
+      </w:tr>
+      <w:tr>
+        <w:tc>
+          <w:tcPr>
+            <w:tcW w:type="dxa" w:w="3456"/>
+          </w:tcPr>
+          <w:p>
+            <w:r>
+              <w:t>Needs Mentor Review</w:t>
+            </w:r>
+          </w:p>
+        </w:tc>
+        <w:tc>
+          <w:tcPr>
+            <w:tcW w:type="dxa" w:w="3456"/>
+          </w:tcPr>
+          <w:p>
+            <w:r>
+              <w:t>Technical expertise is needed before the teacher can make the next approval decision.</w:t>
+            </w:r>
+          </w:p>
+        </w:tc>
+        <w:tc>
+          <w:tcPr>
+            <w:tcW w:type="dxa" w:w="3456"/>
+          </w:tcPr>
+          <w:p>
+            <w:r>
+              <w:t>Obtain focused mentor feedback; the mentor does not grant STARLAB approval.</w:t>
+            </w:r>
+          </w:p>
+        </w:tc>
+      </w:tr>
+      <w:tr>
+        <w:tc>
+          <w:tcPr>
+            <w:tcW w:type="dxa" w:w="3456"/>
+          </w:tcPr>
+          <w:p>
+            <w:r>
+              <w:t>Not Approved in Current Form</w:t>
+            </w:r>
+          </w:p>
+        </w:tc>
+        <w:tc>
+          <w:tcPr>
+            <w:tcW w:type="dxa" w:w="3456"/>
+          </w:tcPr>
+          <w:p>
+            <w:r>
+              <w:t>The proposed method cannot proceed because of risk, ethics, feasibility, or an inadequate evidence plan.</w:t>
+            </w:r>
+          </w:p>
+        </w:tc>
+        <w:tc>
+          <w:tcPr>
+            <w:tcW w:type="dxa" w:w="3456"/>
+          </w:tcPr>
+          <w:p>
+            <w:r>
+              <w:t>Redirect the question toward a safer, smaller, simulated, public-data, or redesigned version.</w:t>
+            </w:r>
+          </w:p>
+        </w:tc>
+      </w:tr>
+      <w:tr>
+        <w:tc>
+          <w:tcPr>
+            <w:tcW w:type="dxa" w:w="3456"/>
+          </w:tcPr>
+          <w:p>
+            <w:r>
+              <w:t>Approved for Systematic Data Collection</w:t>
+            </w:r>
+          </w:p>
+        </w:tc>
+        <w:tc>
+          <w:tcPr>
+            <w:tcW w:type="dxa" w:w="3456"/>
+          </w:tcPr>
+          <w:p>
+            <w:r>
+              <w:t>The approved pilot supports the method and the teacher has authorized full data collection within the documented scope.</w:t>
+            </w:r>
+          </w:p>
+        </w:tc>
+        <w:tc>
+          <w:tcPr>
+            <w:tcW w:type="dxa" w:w="3456"/>
+          </w:tcPr>
+          <w:p>
+            <w:r>
+              <w:t>Record the decision and continue monitoring changes, risks, and documentation.</w:t>
             </w:r>
           </w:p>
         </w:tc>
@@ -4666,6 +4950,19 @@
       </w:pPr>
       <w:r>
         <w:t>Quick Reference Matrix</w:t>
+      </w:r>
+    </w:p>
+    <w:p>
+      <w:pPr>
+        <w:spacing w:before="40" w:after="80"/>
+      </w:pPr>
+      <w:r>
+        <w:rPr>
+          <w:b/>
+          <w:color w:val="EB0000"/>
+          <w:sz w:val="19"/>
+        </w:rPr>
+        <w:t>District forms are supplied locally. Use this matrix to identify when district IRB/SRC, consent, media-release, fieldwork, equipment, chemical, drone, data-privacy, or other forms are required.</w:t>
       </w:r>
     </w:p>
     <w:p>
@@ -4760,6 +5057,9 @@
             </w:r>
           </w:p>
         </w:tc>
+        <w:trPr>
+          <w:tblHeader/>
+        </w:trPr>
       </w:tr>
       <w:tr>
         <w:tc>
@@ -5834,7 +6134,7 @@
         <w:pStyle w:val="ListBullet"/>
       </w:pPr>
       <w:r>
-        <w:t>What approval status has the teacher assigned?</w:t>
+        <w:t>What exact Project Approval Tracker status has the teacher assigned?</w:t>
       </w:r>
     </w:p>
     <w:p>
@@ -6012,7 +6312,7 @@
     </w:p>
     <w:p>
       <w:r>
-        <w:t>Place this guide in the portal under Project Approval &amp; Safety. Link it from Unit 2 Week 4, Unit 3 Week 5, the Project Approval System, the Parent/Guardian Communication Pack, and the Mentor and Community Partner Toolkit.</w:t>
+        <w:t>Place this guide in the portal under Project Approval &amp; Safety. Link it from Unit 2 Week 4, Unit 3 Week 5, the Project Approval System, and teacher-facing communication resources. Parent/guardian materials remain resources for teacher distribution.</w:t>
       </w:r>
     </w:p>
     <w:tbl>
@@ -6065,6 +6365,9 @@
             </w:r>
           </w:p>
         </w:tc>
+        <w:trPr>
+          <w:tblHeader/>
+        </w:trPr>
       </w:tr>
     </w:tbl>
     <w:sectPr>
